--- a/HỘ KINH DOANH HỮU TÌNH GARDEN/HuuTinhGarden_UY  QUYEN.docx
+++ b/HỘ KINH DOANH HỮU TÌNH GARDEN/HuuTinhGarden_UY  QUYEN.docx
@@ -1,6 +1,6 @@
 
 <file path=word/document.xml><?xml version="1.0" encoding="utf-8"?>
-<w:document xmlns:wpc="http://schemas.microsoft.com/office/word/2010/wordprocessingCanvas" xmlns:cx="http://schemas.microsoft.com/office/drawing/2014/chartex" xmlns:cx1="http://schemas.microsoft.com/office/drawing/2015/9/8/chartex" xmlns:cx2="http://schemas.microsoft.com/office/drawing/2015/10/21/chartex" xmlns:cx3="http://schemas.microsoft.com/office/drawing/2016/5/9/chartex" xmlns:cx4="http://schemas.microsoft.com/office/drawing/2016/5/10/chartex" xmlns:cx5="http://schemas.microsoft.com/office/drawing/2016/5/11/chartex" xmlns:cx6="http://schemas.microsoft.com/office/drawing/2016/5/12/chartex" xmlns:cx7="http://schemas.microsoft.com/office/drawing/2016/5/13/chartex" xmlns:cx8="http://schemas.microsoft.com/office/drawing/2016/5/14/chartex" xmlns:mc="http://schemas.openxmlformats.org/markup-compatibility/2006" xmlns:aink="http://schemas.microsoft.com/office/drawing/2016/ink" xmlns:am3d="http://schemas.microsoft.com/office/drawing/2017/model3d" xmlns:o="urn:schemas-microsoft-com:office:office" xmlns:oel="http://schemas.microsoft.com/office/2019/extlst" xmlns:r="http://schemas.openxmlformats.org/officeDocument/2006/relationships" xmlns:m="http://schemas.openxmlformats.org/officeDocument/2006/math" xmlns:v="urn:schemas-microsoft-com:vml" xmlns:wp14="http://schemas.microsoft.com/office/word/2010/wordprocessingDrawing" xmlns:wp="http://schemas.openxmlformats.org/drawingml/2006/wordprocessingDrawing" xmlns:w10="urn:schemas-microsoft-com:office:word" xmlns:w="http://schemas.openxmlformats.org/wordprocessingml/2006/main" xmlns:w14="http://schemas.microsoft.com/office/word/2010/wordml" xmlns:w15="http://schemas.microsoft.com/office/word/2012/wordml" xmlns:w16cex="http://schemas.microsoft.com/office/word/2018/wordml/cex" xmlns:w16cid="http://schemas.microsoft.com/office/word/2016/wordml/cid" xmlns:w16="http://schemas.microsoft.com/office/word/2018/wordml" xmlns:w16du="http://schemas.microsoft.com/office/word/2023/wordml/word16du" xmlns:w16sdtdh="http://schemas.microsoft.com/office/word/2020/wordml/sdtdatahash" xmlns:w16sdtfl="http://schemas.microsoft.com/office/word/2024/wordml/sdtformatlock" xmlns:w16se="http://schemas.microsoft.com/office/word/2015/wordml/symex" xmlns:wpg="http://schemas.microsoft.com/office/word/2010/wordprocessingGroup" xmlns:wpi="http://schemas.microsoft.com/office/word/2010/wordprocessingInk" xmlns:wne="http://schemas.microsoft.com/office/word/2006/wordml" xmlns:wps="http://schemas.microsoft.com/office/word/2010/wordprocessingShape" mc:Ignorable="w14 w15 w16se w16cid w16 w16cex w16sdtdh w16sdtfl w16du wp14">
+<w:document xmlns:wpc="http://schemas.microsoft.com/office/word/2010/wordprocessingCanvas" xmlns:cx="http://schemas.microsoft.com/office/drawing/2014/chartex" xmlns:cx1="http://schemas.microsoft.com/office/drawing/2015/9/8/chartex" xmlns:mc="http://schemas.openxmlformats.org/markup-compatibility/2006" xmlns:o="urn:schemas-microsoft-com:office:office" xmlns:r="http://schemas.openxmlformats.org/officeDocument/2006/relationships" xmlns:m="http://schemas.openxmlformats.org/officeDocument/2006/math" xmlns:v="urn:schemas-microsoft-com:vml" xmlns:wp14="http://schemas.microsoft.com/office/word/2010/wordprocessingDrawing" xmlns:wp="http://schemas.openxmlformats.org/drawingml/2006/wordprocessingDrawing" xmlns:w10="urn:schemas-microsoft-com:office:word" xmlns:w="http://schemas.openxmlformats.org/wordprocessingml/2006/main" xmlns:w14="http://schemas.microsoft.com/office/word/2010/wordml" xmlns:w15="http://schemas.microsoft.com/office/word/2012/wordml" xmlns:w16se="http://schemas.microsoft.com/office/word/2015/wordml/symex" xmlns:wpg="http://schemas.microsoft.com/office/word/2010/wordprocessingGroup" xmlns:wpi="http://schemas.microsoft.com/office/word/2010/wordprocessingInk" xmlns:wne="http://schemas.microsoft.com/office/word/2006/wordml" xmlns:wps="http://schemas.microsoft.com/office/word/2010/wordprocessingShape" mc:Ignorable="w14 w15 w16se wp14">
   <w:body>
     <w:p>
       <w:pPr>
@@ -144,7 +144,7 @@
               </wp:anchor>
             </w:drawing>
           </mc:Choice>
-          <mc:Fallback xmlns:wpsCustomData="http://www.wps.cn/officeDocument/2013/wpsCustomData">
+          <mc:Fallback xmlns:wpsCustomData="http://www.wps.cn/officeDocument/2013/wpsCustomData" xmlns:w16sdtfl="http://schemas.microsoft.com/office/word/2024/wordml/sdtformatlock" xmlns:w16sdtdh="http://schemas.microsoft.com/office/word/2020/wordml/sdtdatahash" xmlns:w16du="http://schemas.microsoft.com/office/word/2023/wordml/word16du" xmlns:w16="http://schemas.microsoft.com/office/word/2018/wordml" xmlns:w16cid="http://schemas.microsoft.com/office/word/2016/wordml/cid" xmlns:w16cex="http://schemas.microsoft.com/office/word/2018/wordml/cex" xmlns:oel="http://schemas.microsoft.com/office/2019/extlst" xmlns:am3d="http://schemas.microsoft.com/office/drawing/2017/model3d" xmlns:aink="http://schemas.microsoft.com/office/drawing/2016/ink" xmlns:cx8="http://schemas.microsoft.com/office/drawing/2016/5/14/chartex" xmlns:cx7="http://schemas.microsoft.com/office/drawing/2016/5/13/chartex" xmlns:cx6="http://schemas.microsoft.com/office/drawing/2016/5/12/chartex" xmlns:cx5="http://schemas.microsoft.com/office/drawing/2016/5/11/chartex" xmlns:cx4="http://schemas.microsoft.com/office/drawing/2016/5/10/chartex" xmlns:cx3="http://schemas.microsoft.com/office/drawing/2016/5/9/chartex" xmlns:cx2="http://schemas.microsoft.com/office/drawing/2015/10/21/chartex">
             <w:pict>
               <v:line id="_x0000_s1026" o:spid="_x0000_s1026" o:spt="20" style="position:absolute;left:0pt;flip:y;margin-left:131.7pt;margin-top:2.05pt;height:0.55pt;width:202.95pt;z-index:251659264;mso-width-relative:page;mso-height-relative:page;" filled="f" stroked="t" coordsize="21600,21600" o:gfxdata="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">
                 <v:fill on="f" focussize="0,0"/>
@@ -316,8 +316,10 @@
           <w:sz w:val="26"/>
           <w:szCs w:val="26"/>
         </w:rPr>
-        <w:t>Phòng kinh tế phường Tam Bình</w:t>
-      </w:r>
+        <w:t>Phòng Tài chính – Kế hoạch phường Tam Bình</w:t>
+      </w:r>
+      <w:bookmarkStart w:id="0" w:name="_GoBack"/>
+      <w:bookmarkEnd w:id="0"/>
       <w:r>
         <w:rPr>
           <w:rFonts w:ascii="Times New Roman" w:hAnsi="Times New Roman" w:cs="Times New Roman"/>
@@ -2552,7 +2554,7 @@
 </file>
 
 <file path=word/endnotes.xml><?xml version="1.0" encoding="utf-8"?>
-<w:endnotes xmlns:wpc="http://schemas.microsoft.com/office/word/2010/wordprocessingCanvas" xmlns:cx="http://schemas.microsoft.com/office/drawing/2014/chartex" xmlns:cx1="http://schemas.microsoft.com/office/drawing/2015/9/8/chartex" xmlns:cx2="http://schemas.microsoft.com/office/drawing/2015/10/21/chartex" xmlns:cx3="http://schemas.microsoft.com/office/drawing/2016/5/9/chartex" xmlns:cx4="http://schemas.microsoft.com/office/drawing/2016/5/10/chartex" xmlns:cx5="http://schemas.microsoft.com/office/drawing/2016/5/11/chartex" xmlns:cx6="http://schemas.microsoft.com/office/drawing/2016/5/12/chartex" xmlns:cx7="http://schemas.microsoft.com/office/drawing/2016/5/13/chartex" xmlns:cx8="http://schemas.microsoft.com/office/drawing/2016/5/14/chartex" xmlns:mc="http://schemas.openxmlformats.org/markup-compatibility/2006" xmlns:aink="http://schemas.microsoft.com/office/drawing/2016/ink" xmlns:am3d="http://schemas.microsoft.com/office/drawing/2017/model3d" xmlns:o="urn:schemas-microsoft-com:office:office" xmlns:oel="http://schemas.microsoft.com/office/2019/extlst" xmlns:r="http://schemas.openxmlformats.org/officeDocument/2006/relationships" xmlns:m="http://schemas.openxmlformats.org/officeDocument/2006/math" xmlns:v="urn:schemas-microsoft-com:vml" xmlns:wp14="http://schemas.microsoft.com/office/word/2010/wordprocessingDrawing" xmlns:wp="http://schemas.openxmlformats.org/drawingml/2006/wordprocessingDrawing" xmlns:w10="urn:schemas-microsoft-com:office:word" xmlns:w="http://schemas.openxmlformats.org/wordprocessingml/2006/main" xmlns:w14="http://schemas.microsoft.com/office/word/2010/wordml" xmlns:w15="http://schemas.microsoft.com/office/word/2012/wordml" xmlns:w16cex="http://schemas.microsoft.com/office/word/2018/wordml/cex" xmlns:w16cid="http://schemas.microsoft.com/office/word/2016/wordml/cid" xmlns:w16="http://schemas.microsoft.com/office/word/2018/wordml" xmlns:w16du="http://schemas.microsoft.com/office/word/2023/wordml/word16du" xmlns:w16sdtdh="http://schemas.microsoft.com/office/word/2020/wordml/sdtdatahash" xmlns:w16sdtfl="http://schemas.microsoft.com/office/word/2024/wordml/sdtformatlock" xmlns:w16se="http://schemas.microsoft.com/office/word/2015/wordml/symex" xmlns:wpg="http://schemas.microsoft.com/office/word/2010/wordprocessingGroup" xmlns:wpi="http://schemas.microsoft.com/office/word/2010/wordprocessingInk" xmlns:wne="http://schemas.microsoft.com/office/word/2006/wordml" xmlns:wps="http://schemas.microsoft.com/office/word/2010/wordprocessingShape" mc:Ignorable="w14 w15 w16se w16cid w16 w16cex w16sdtdh w16sdtfl w16du wp14">
+<w:endnotes xmlns:wpc="http://schemas.microsoft.com/office/word/2010/wordprocessingCanvas" xmlns:cx="http://schemas.microsoft.com/office/drawing/2014/chartex" xmlns:cx1="http://schemas.microsoft.com/office/drawing/2015/9/8/chartex" xmlns:mc="http://schemas.openxmlformats.org/markup-compatibility/2006" xmlns:o="urn:schemas-microsoft-com:office:office" xmlns:r="http://schemas.openxmlformats.org/officeDocument/2006/relationships" xmlns:m="http://schemas.openxmlformats.org/officeDocument/2006/math" xmlns:v="urn:schemas-microsoft-com:vml" xmlns:wp14="http://schemas.microsoft.com/office/word/2010/wordprocessingDrawing" xmlns:wp="http://schemas.openxmlformats.org/drawingml/2006/wordprocessingDrawing" xmlns:w10="urn:schemas-microsoft-com:office:word" xmlns:w="http://schemas.openxmlformats.org/wordprocessingml/2006/main" xmlns:w14="http://schemas.microsoft.com/office/word/2010/wordml" xmlns:w15="http://schemas.microsoft.com/office/word/2012/wordml" xmlns:w16se="http://schemas.microsoft.com/office/word/2015/wordml/symex" xmlns:wpg="http://schemas.microsoft.com/office/word/2010/wordprocessingGroup" xmlns:wpi="http://schemas.microsoft.com/office/word/2010/wordprocessingInk" xmlns:wne="http://schemas.microsoft.com/office/word/2006/wordml" xmlns:wps="http://schemas.microsoft.com/office/word/2010/wordprocessingShape" mc:Ignorable="w14 w15 w16se wp14">
   <w:endnote w:type="separator" w:id="-1">
     <w:p>
       <w:pPr>
@@ -2577,7 +2579,7 @@
 </file>
 
 <file path=word/footnotes.xml><?xml version="1.0" encoding="utf-8"?>
-<w:footnotes xmlns:wpc="http://schemas.microsoft.com/office/word/2010/wordprocessingCanvas" xmlns:cx="http://schemas.microsoft.com/office/drawing/2014/chartex" xmlns:cx1="http://schemas.microsoft.com/office/drawing/2015/9/8/chartex" xmlns:cx2="http://schemas.microsoft.com/office/drawing/2015/10/21/chartex" xmlns:cx3="http://schemas.microsoft.com/office/drawing/2016/5/9/chartex" xmlns:cx4="http://schemas.microsoft.com/office/drawing/2016/5/10/chartex" xmlns:cx5="http://schemas.microsoft.com/office/drawing/2016/5/11/chartex" xmlns:cx6="http://schemas.microsoft.com/office/drawing/2016/5/12/chartex" xmlns:cx7="http://schemas.microsoft.com/office/drawing/2016/5/13/chartex" xmlns:cx8="http://schemas.microsoft.com/office/drawing/2016/5/14/chartex" xmlns:mc="http://schemas.openxmlformats.org/markup-compatibility/2006" xmlns:aink="http://schemas.microsoft.com/office/drawing/2016/ink" xmlns:am3d="http://schemas.microsoft.com/office/drawing/2017/model3d" xmlns:o="urn:schemas-microsoft-com:office:office" xmlns:oel="http://schemas.microsoft.com/office/2019/extlst" xmlns:r="http://schemas.openxmlformats.org/officeDocument/2006/relationships" xmlns:m="http://schemas.openxmlformats.org/officeDocument/2006/math" xmlns:v="urn:schemas-microsoft-com:vml" xmlns:wp14="http://schemas.microsoft.com/office/word/2010/wordprocessingDrawing" xmlns:wp="http://schemas.openxmlformats.org/drawingml/2006/wordprocessingDrawing" xmlns:w10="urn:schemas-microsoft-com:office:word" xmlns:w="http://schemas.openxmlformats.org/wordprocessingml/2006/main" xmlns:w14="http://schemas.microsoft.com/office/word/2010/wordml" xmlns:w15="http://schemas.microsoft.com/office/word/2012/wordml" xmlns:w16cex="http://schemas.microsoft.com/office/word/2018/wordml/cex" xmlns:w16cid="http://schemas.microsoft.com/office/word/2016/wordml/cid" xmlns:w16="http://schemas.microsoft.com/office/word/2018/wordml" xmlns:w16du="http://schemas.microsoft.com/office/word/2023/wordml/word16du" xmlns:w16sdtdh="http://schemas.microsoft.com/office/word/2020/wordml/sdtdatahash" xmlns:w16sdtfl="http://schemas.microsoft.com/office/word/2024/wordml/sdtformatlock" xmlns:w16se="http://schemas.microsoft.com/office/word/2015/wordml/symex" xmlns:wpg="http://schemas.microsoft.com/office/word/2010/wordprocessingGroup" xmlns:wpi="http://schemas.microsoft.com/office/word/2010/wordprocessingInk" xmlns:wne="http://schemas.microsoft.com/office/word/2006/wordml" xmlns:wps="http://schemas.microsoft.com/office/word/2010/wordprocessingShape" mc:Ignorable="w14 w15 w16se w16cid w16 w16cex w16sdtdh w16sdtfl w16du wp14">
+<w:footnotes xmlns:wpc="http://schemas.microsoft.com/office/word/2010/wordprocessingCanvas" xmlns:cx="http://schemas.microsoft.com/office/drawing/2014/chartex" xmlns:cx1="http://schemas.microsoft.com/office/drawing/2015/9/8/chartex" xmlns:mc="http://schemas.openxmlformats.org/markup-compatibility/2006" xmlns:o="urn:schemas-microsoft-com:office:office" xmlns:r="http://schemas.openxmlformats.org/officeDocument/2006/relationships" xmlns:m="http://schemas.openxmlformats.org/officeDocument/2006/math" xmlns:v="urn:schemas-microsoft-com:vml" xmlns:wp14="http://schemas.microsoft.com/office/word/2010/wordprocessingDrawing" xmlns:wp="http://schemas.openxmlformats.org/drawingml/2006/wordprocessingDrawing" xmlns:w10="urn:schemas-microsoft-com:office:word" xmlns:w="http://schemas.openxmlformats.org/wordprocessingml/2006/main" xmlns:w14="http://schemas.microsoft.com/office/word/2010/wordml" xmlns:w15="http://schemas.microsoft.com/office/word/2012/wordml" xmlns:w16se="http://schemas.microsoft.com/office/word/2015/wordml/symex" xmlns:wpg="http://schemas.microsoft.com/office/word/2010/wordprocessingGroup" xmlns:wpi="http://schemas.microsoft.com/office/word/2010/wordprocessingInk" xmlns:wne="http://schemas.microsoft.com/office/word/2006/wordml" xmlns:wps="http://schemas.microsoft.com/office/word/2010/wordprocessingShape" mc:Ignorable="w14 w15 w16se wp14">
   <w:footnote w:type="separator" w:id="-1">
     <w:p>
       <w:pPr>
@@ -2602,7 +2604,7 @@
 </file>
 
 <file path=word/numbering.xml><?xml version="1.0" encoding="utf-8"?>
-<w:numbering xmlns:wpc="http://schemas.microsoft.com/office/word/2010/wordprocessingCanvas" xmlns:cx="http://schemas.microsoft.com/office/drawing/2014/chartex" xmlns:cx1="http://schemas.microsoft.com/office/drawing/2015/9/8/chartex" xmlns:cx2="http://schemas.microsoft.com/office/drawing/2015/10/21/chartex" xmlns:cx3="http://schemas.microsoft.com/office/drawing/2016/5/9/chartex" xmlns:cx4="http://schemas.microsoft.com/office/drawing/2016/5/10/chartex" xmlns:cx5="http://schemas.microsoft.com/office/drawing/2016/5/11/chartex" xmlns:cx6="http://schemas.microsoft.com/office/drawing/2016/5/12/chartex" xmlns:cx7="http://schemas.microsoft.com/office/drawing/2016/5/13/chartex" xmlns:cx8="http://schemas.microsoft.com/office/drawing/2016/5/14/chartex" xmlns:mc="http://schemas.openxmlformats.org/markup-compatibility/2006" xmlns:aink="http://schemas.microsoft.com/office/drawing/2016/ink" xmlns:am3d="http://schemas.microsoft.com/office/drawing/2017/model3d" xmlns:o="urn:schemas-microsoft-com:office:office" xmlns:oel="http://schemas.microsoft.com/office/2019/extlst" xmlns:r="http://schemas.openxmlformats.org/officeDocument/2006/relationships" xmlns:m="http://schemas.openxmlformats.org/officeDocument/2006/math" xmlns:v="urn:schemas-microsoft-com:vml" xmlns:wp14="http://schemas.microsoft.com/office/word/2010/wordprocessingDrawing" xmlns:wp="http://schemas.openxmlformats.org/drawingml/2006/wordprocessingDrawing" xmlns:w10="urn:schemas-microsoft-com:office:word" xmlns:w="http://schemas.openxmlformats.org/wordprocessingml/2006/main" xmlns:w14="http://schemas.microsoft.com/office/word/2010/wordml" xmlns:w15="http://schemas.microsoft.com/office/word/2012/wordml" xmlns:w16cex="http://schemas.microsoft.com/office/word/2018/wordml/cex" xmlns:w16cid="http://schemas.microsoft.com/office/word/2016/wordml/cid" xmlns:w16="http://schemas.microsoft.com/office/word/2018/wordml" xmlns:w16du="http://schemas.microsoft.com/office/word/2023/wordml/word16du" xmlns:w16sdtdh="http://schemas.microsoft.com/office/word/2020/wordml/sdtdatahash" xmlns:w16sdtfl="http://schemas.microsoft.com/office/word/2024/wordml/sdtformatlock" xmlns:w16se="http://schemas.microsoft.com/office/word/2015/wordml/symex" xmlns:wpg="http://schemas.microsoft.com/office/word/2010/wordprocessingGroup" xmlns:wpi="http://schemas.microsoft.com/office/word/2010/wordprocessingInk" xmlns:wne="http://schemas.microsoft.com/office/word/2006/wordml" xmlns:wps="http://schemas.microsoft.com/office/word/2010/wordprocessingShape" mc:Ignorable="w14 w15 w16se w16cid w16 w16cex w16sdtdh w16sdtfl w16du wp14">
+<w:numbering xmlns:wpc="http://schemas.microsoft.com/office/word/2010/wordprocessingCanvas" xmlns:cx="http://schemas.microsoft.com/office/drawing/2014/chartex" xmlns:cx1="http://schemas.microsoft.com/office/drawing/2015/9/8/chartex" xmlns:mc="http://schemas.openxmlformats.org/markup-compatibility/2006" xmlns:o="urn:schemas-microsoft-com:office:office" xmlns:r="http://schemas.openxmlformats.org/officeDocument/2006/relationships" xmlns:m="http://schemas.openxmlformats.org/officeDocument/2006/math" xmlns:v="urn:schemas-microsoft-com:vml" xmlns:wp14="http://schemas.microsoft.com/office/word/2010/wordprocessingDrawing" xmlns:wp="http://schemas.openxmlformats.org/drawingml/2006/wordprocessingDrawing" xmlns:w10="urn:schemas-microsoft-com:office:word" xmlns:w="http://schemas.openxmlformats.org/wordprocessingml/2006/main" xmlns:w14="http://schemas.microsoft.com/office/word/2010/wordml" xmlns:w15="http://schemas.microsoft.com/office/word/2012/wordml" xmlns:w16se="http://schemas.microsoft.com/office/word/2015/wordml/symex" xmlns:wpg="http://schemas.microsoft.com/office/word/2010/wordprocessingGroup" xmlns:wpi="http://schemas.microsoft.com/office/word/2010/wordprocessingInk" xmlns:wne="http://schemas.microsoft.com/office/word/2006/wordml" xmlns:wps="http://schemas.microsoft.com/office/word/2010/wordprocessingShape" mc:Ignorable="w14 w15 w16se wp14">
   <w:abstractNum w:abstractNumId="0" w15:restartNumberingAfterBreak="0">
     <w:nsid w:val="2EB414B8"/>
     <w:multiLevelType w:val="singleLevel"/>
@@ -2614,14 +2616,14 @@
       <w:lvlJc w:val="left"/>
     </w:lvl>
   </w:abstractNum>
-  <w:num w:numId="1" w16cid:durableId="1575818035">
+  <w:num w:numId="1">
     <w:abstractNumId w:val="0"/>
   </w:num>
 </w:numbering>
 </file>
 
 <file path=word/styles.xml><?xml version="1.0" encoding="utf-8"?>
-<w:styles xmlns:mc="http://schemas.openxmlformats.org/markup-compatibility/2006" xmlns:r="http://schemas.openxmlformats.org/officeDocument/2006/relationships" xmlns:w="http://schemas.openxmlformats.org/wordprocessingml/2006/main" xmlns:w14="http://schemas.microsoft.com/office/word/2010/wordml" xmlns:w15="http://schemas.microsoft.com/office/word/2012/wordml" xmlns:w16cex="http://schemas.microsoft.com/office/word/2018/wordml/cex" xmlns:w16cid="http://schemas.microsoft.com/office/word/2016/wordml/cid" xmlns:w16="http://schemas.microsoft.com/office/word/2018/wordml" xmlns:w16du="http://schemas.microsoft.com/office/word/2023/wordml/word16du" xmlns:w16sdtdh="http://schemas.microsoft.com/office/word/2020/wordml/sdtdatahash" xmlns:w16sdtfl="http://schemas.microsoft.com/office/word/2024/wordml/sdtformatlock" xmlns:w16se="http://schemas.microsoft.com/office/word/2015/wordml/symex" mc:Ignorable="w14 w15 w16se w16cid w16 w16cex w16sdtdh w16sdtfl w16du">
+<w:styles xmlns:mc="http://schemas.openxmlformats.org/markup-compatibility/2006" xmlns:r="http://schemas.openxmlformats.org/officeDocument/2006/relationships" xmlns:w="http://schemas.openxmlformats.org/wordprocessingml/2006/main" xmlns:w14="http://schemas.microsoft.com/office/word/2010/wordml" xmlns:w15="http://schemas.microsoft.com/office/word/2012/wordml" xmlns:w16se="http://schemas.microsoft.com/office/word/2015/wordml/symex" mc:Ignorable="w14 w15 w16se">
   <w:docDefaults>
     <w:rPrDefault>
       <w:rPr>
@@ -2631,7 +2633,7 @@
     </w:rPrDefault>
     <w:pPrDefault/>
   </w:docDefaults>
-  <w:latentStyles w:defLockedState="0" w:defUIPriority="99" w:defSemiHidden="0" w:defUnhideWhenUsed="0" w:defQFormat="0" w:count="376">
+  <w:latentStyles w:defLockedState="0" w:defUIPriority="99" w:defSemiHidden="0" w:defUnhideWhenUsed="0" w:defQFormat="0" w:count="371">
     <w:lsdException w:name="Normal" w:uiPriority="0" w:qFormat="1"/>
     <w:lsdException w:name="heading 1" w:uiPriority="9" w:qFormat="1"/>
     <w:lsdException w:name="heading 2" w:semiHidden="1" w:uiPriority="9" w:unhideWhenUsed="1" w:qFormat="1"/>
@@ -2999,11 +3001,6 @@
     <w:lsdException w:name="List Table 5 Dark Accent 6" w:uiPriority="50"/>
     <w:lsdException w:name="List Table 6 Colorful Accent 6" w:uiPriority="51"/>
     <w:lsdException w:name="List Table 7 Colorful Accent 6" w:uiPriority="52"/>
-    <w:lsdException w:name="Mention" w:semiHidden="1" w:unhideWhenUsed="1"/>
-    <w:lsdException w:name="Smart Hyperlink" w:semiHidden="1" w:unhideWhenUsed="1"/>
-    <w:lsdException w:name="Hashtag" w:semiHidden="1" w:unhideWhenUsed="1"/>
-    <w:lsdException w:name="Unresolved Mention" w:semiHidden="1" w:unhideWhenUsed="1"/>
-    <w:lsdException w:name="Smart Link" w:semiHidden="1" w:unhideWhenUsed="1"/>
   </w:latentStyles>
   <w:style w:type="paragraph" w:default="1" w:styleId="Normal">
     <w:name w:val="Normal"/>
@@ -3020,6 +3017,7 @@
   <w:style w:type="character" w:default="1" w:styleId="DefaultParagraphFont">
     <w:name w:val="Default Paragraph Font"/>
     <w:uiPriority w:val="1"/>
+    <w:semiHidden/>
     <w:unhideWhenUsed/>
   </w:style>
   <w:style w:type="table" w:default="1" w:styleId="TableNormal">

--- a/HỘ KINH DOANH HỮU TÌNH GARDEN/HuuTinhGarden_UY  QUYEN.docx
+++ b/HỘ KINH DOANH HỮU TÌNH GARDEN/HuuTinhGarden_UY  QUYEN.docx
@@ -1,6 +1,6 @@
 
 <file path=word/document.xml><?xml version="1.0" encoding="utf-8"?>
-<w:document xmlns:wpc="http://schemas.microsoft.com/office/word/2010/wordprocessingCanvas" xmlns:cx="http://schemas.microsoft.com/office/drawing/2014/chartex" xmlns:cx1="http://schemas.microsoft.com/office/drawing/2015/9/8/chartex" xmlns:mc="http://schemas.openxmlformats.org/markup-compatibility/2006" xmlns:o="urn:schemas-microsoft-com:office:office" xmlns:r="http://schemas.openxmlformats.org/officeDocument/2006/relationships" xmlns:m="http://schemas.openxmlformats.org/officeDocument/2006/math" xmlns:v="urn:schemas-microsoft-com:vml" xmlns:wp14="http://schemas.microsoft.com/office/word/2010/wordprocessingDrawing" xmlns:wp="http://schemas.openxmlformats.org/drawingml/2006/wordprocessingDrawing" xmlns:w10="urn:schemas-microsoft-com:office:word" xmlns:w="http://schemas.openxmlformats.org/wordprocessingml/2006/main" xmlns:w14="http://schemas.microsoft.com/office/word/2010/wordml" xmlns:w15="http://schemas.microsoft.com/office/word/2012/wordml" xmlns:w16se="http://schemas.microsoft.com/office/word/2015/wordml/symex" xmlns:wpg="http://schemas.microsoft.com/office/word/2010/wordprocessingGroup" xmlns:wpi="http://schemas.microsoft.com/office/word/2010/wordprocessingInk" xmlns:wne="http://schemas.microsoft.com/office/word/2006/wordml" xmlns:wps="http://schemas.microsoft.com/office/word/2010/wordprocessingShape" mc:Ignorable="w14 w15 w16se wp14">
+<w:document xmlns:wpc="http://schemas.microsoft.com/office/word/2010/wordprocessingCanvas" xmlns:cx="http://schemas.microsoft.com/office/drawing/2014/chartex" xmlns:mc="http://schemas.openxmlformats.org/markup-compatibility/2006" xmlns:o="urn:schemas-microsoft-com:office:office" xmlns:r="http://schemas.openxmlformats.org/officeDocument/2006/relationships" xmlns:m="http://schemas.openxmlformats.org/officeDocument/2006/math" xmlns:v="urn:schemas-microsoft-com:vml" xmlns:wp14="http://schemas.microsoft.com/office/word/2010/wordprocessingDrawing" xmlns:wp="http://schemas.openxmlformats.org/drawingml/2006/wordprocessingDrawing" xmlns:w10="urn:schemas-microsoft-com:office:word" xmlns:w="http://schemas.openxmlformats.org/wordprocessingml/2006/main" xmlns:w14="http://schemas.microsoft.com/office/word/2010/wordml" xmlns:w15="http://schemas.microsoft.com/office/word/2012/wordml" xmlns:w16se="http://schemas.microsoft.com/office/word/2015/wordml/symex" xmlns:wpg="http://schemas.microsoft.com/office/word/2010/wordprocessingGroup" xmlns:wpi="http://schemas.microsoft.com/office/word/2010/wordprocessingInk" xmlns:wne="http://schemas.microsoft.com/office/word/2006/wordml" xmlns:wps="http://schemas.microsoft.com/office/word/2010/wordprocessingShape" mc:Ignorable="w14 w15 w16se wp14">
   <w:body>
     <w:p>
       <w:pPr>
@@ -144,7 +144,7 @@
               </wp:anchor>
             </w:drawing>
           </mc:Choice>
-          <mc:Fallback xmlns:wpsCustomData="http://www.wps.cn/officeDocument/2013/wpsCustomData" xmlns:w16sdtfl="http://schemas.microsoft.com/office/word/2024/wordml/sdtformatlock" xmlns:w16sdtdh="http://schemas.microsoft.com/office/word/2020/wordml/sdtdatahash" xmlns:w16du="http://schemas.microsoft.com/office/word/2023/wordml/word16du" xmlns:w16="http://schemas.microsoft.com/office/word/2018/wordml" xmlns:w16cid="http://schemas.microsoft.com/office/word/2016/wordml/cid" xmlns:w16cex="http://schemas.microsoft.com/office/word/2018/wordml/cex" xmlns:oel="http://schemas.microsoft.com/office/2019/extlst" xmlns:am3d="http://schemas.microsoft.com/office/drawing/2017/model3d" xmlns:aink="http://schemas.microsoft.com/office/drawing/2016/ink" xmlns:cx8="http://schemas.microsoft.com/office/drawing/2016/5/14/chartex" xmlns:cx7="http://schemas.microsoft.com/office/drawing/2016/5/13/chartex" xmlns:cx6="http://schemas.microsoft.com/office/drawing/2016/5/12/chartex" xmlns:cx5="http://schemas.microsoft.com/office/drawing/2016/5/11/chartex" xmlns:cx4="http://schemas.microsoft.com/office/drawing/2016/5/10/chartex" xmlns:cx3="http://schemas.microsoft.com/office/drawing/2016/5/9/chartex" xmlns:cx2="http://schemas.microsoft.com/office/drawing/2015/10/21/chartex">
+          <mc:Fallback xmlns:cx2="http://schemas.microsoft.com/office/drawing/2015/10/21/chartex" xmlns:cx3="http://schemas.microsoft.com/office/drawing/2016/5/9/chartex" xmlns:cx4="http://schemas.microsoft.com/office/drawing/2016/5/10/chartex" xmlns:cx5="http://schemas.microsoft.com/office/drawing/2016/5/11/chartex" xmlns:cx6="http://schemas.microsoft.com/office/drawing/2016/5/12/chartex" xmlns:cx7="http://schemas.microsoft.com/office/drawing/2016/5/13/chartex" xmlns:cx8="http://schemas.microsoft.com/office/drawing/2016/5/14/chartex" xmlns:aink="http://schemas.microsoft.com/office/drawing/2016/ink" xmlns:am3d="http://schemas.microsoft.com/office/drawing/2017/model3d" xmlns:oel="http://schemas.microsoft.com/office/2019/extlst" xmlns:w16cex="http://schemas.microsoft.com/office/word/2018/wordml/cex" xmlns:w16cid="http://schemas.microsoft.com/office/word/2016/wordml/cid" xmlns:w16="http://schemas.microsoft.com/office/word/2018/wordml" xmlns:w16du="http://schemas.microsoft.com/office/word/2023/wordml/word16du" xmlns:w16sdtdh="http://schemas.microsoft.com/office/word/2020/wordml/sdtdatahash" xmlns:w16sdtfl="http://schemas.microsoft.com/office/word/2024/wordml/sdtformatlock" xmlns:wpsCustomData="http://www.wps.cn/officeDocument/2013/wpsCustomData" xmlns:cx1="http://schemas.microsoft.com/office/drawing/2015/9/8/chartex">
             <w:pict>
               <v:line id="_x0000_s1026" o:spid="_x0000_s1026" o:spt="20" style="position:absolute;left:0pt;flip:y;margin-left:131.7pt;margin-top:2.05pt;height:0.55pt;width:202.95pt;z-index:251659264;mso-width-relative:page;mso-height-relative:page;" filled="f" stroked="t" coordsize="21600,21600" o:gfxdata="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">
                 <v:fill on="f" focussize="0,0"/>
@@ -318,8 +318,6 @@
         </w:rPr>
         <w:t>Phòng Tài chính – Kế hoạch phường Tam Bình</w:t>
       </w:r>
-      <w:bookmarkStart w:id="0" w:name="_GoBack"/>
-      <w:bookmarkEnd w:id="0"/>
       <w:r>
         <w:rPr>
           <w:rFonts w:ascii="Times New Roman" w:hAnsi="Times New Roman" w:cs="Times New Roman"/>
@@ -693,7 +691,7 @@
                     </wp:anchor>
                   </w:drawing>
                 </mc:Choice>
-                <mc:Fallback>
+                <mc:Fallback xmlns:cx1="http://schemas.microsoft.com/office/drawing/2015/9/8/chartex">
                   <w:pict>
                     <v:shapetype w14:anchorId="6C073C49" id="_x0000_t202" coordsize="21600,21600" o:spt="202" path="m,l,21600r21600,l21600,xe">
                       <v:stroke joinstyle="miter"/>
@@ -822,7 +820,7 @@
                     </wp:anchor>
                   </w:drawing>
                 </mc:Choice>
-                <mc:Fallback>
+                <mc:Fallback xmlns:cx1="http://schemas.microsoft.com/office/drawing/2015/9/8/chartex">
                   <w:pict>
                     <v:shape w14:anchorId="6AC2F5FD" id="Text Box 35" o:spid="_x0000_s1027" type="#_x0000_t202" style="position:absolute;margin-left:-.65pt;margin-top:.8pt;width:18.75pt;height:19.5pt;z-index:251663360;visibility:visible;mso-wrap-style:square;mso-width-percent:0;mso-height-percent:0;mso-wrap-distance-left:9pt;mso-wrap-distance-top:0;mso-wrap-distance-right:9pt;mso-wrap-distance-bottom:0;mso-position-horizontal:absolute;mso-position-horizontal-relative:text;mso-position-vertical:absolute;mso-position-vertical-relative:text;mso-width-percent:0;mso-height-percent:0;mso-width-relative:margin;mso-height-relative:margin;v-text-anchor:top" o:gfxdata="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" fillcolor="white [3201]" strokeweight=".5pt">
                       <v:textbox>
@@ -941,7 +939,7 @@
                     </wp:anchor>
                   </w:drawing>
                 </mc:Choice>
-                <mc:Fallback>
+                <mc:Fallback xmlns:cx1="http://schemas.microsoft.com/office/drawing/2015/9/8/chartex">
                   <w:pict>
                     <v:shape w14:anchorId="17FA8C50" id="Text Box 34" o:spid="_x0000_s1028" type="#_x0000_t202" style="position:absolute;margin-left:38.7pt;margin-top:4.25pt;width:20.25pt;height:16.5pt;z-index:251662336;visibility:visible;mso-wrap-style:square;mso-width-percent:0;mso-height-percent:0;mso-wrap-distance-left:9pt;mso-wrap-distance-top:0;mso-wrap-distance-right:9pt;mso-wrap-distance-bottom:0;mso-position-horizontal:absolute;mso-position-horizontal-relative:text;mso-position-vertical:absolute;mso-position-vertical-relative:text;mso-width-percent:0;mso-height-percent:0;mso-width-relative:margin;mso-height-relative:margin;v-text-anchor:top" o:gfxdata="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" fillcolor="white [3201]" strokeweight=".5pt">
                       <v:textbox>
@@ -1068,7 +1066,7 @@
                     </wp:anchor>
                   </w:drawing>
                 </mc:Choice>
-                <mc:Fallback>
+                <mc:Fallback xmlns:cx1="http://schemas.microsoft.com/office/drawing/2015/9/8/chartex">
                   <w:pict>
                     <v:shape w14:anchorId="618EF64C" id="Text Box 36" o:spid="_x0000_s1029" type="#_x0000_t202" style="position:absolute;margin-left:-.5pt;margin-top:.85pt;width:18.75pt;height:27pt;z-index:251664384;visibility:visible;mso-wrap-style:square;mso-width-percent:0;mso-height-percent:0;mso-wrap-distance-left:9pt;mso-wrap-distance-top:0;mso-wrap-distance-right:9pt;mso-wrap-distance-bottom:0;mso-position-horizontal:absolute;mso-position-horizontal-relative:text;mso-position-vertical:absolute;mso-position-vertical-relative:text;mso-width-percent:0;mso-height-percent:0;mso-width-relative:margin;mso-height-relative:margin;v-text-anchor:top" o:gfxdata="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" fillcolor="white [3201]" strokeweight=".5pt">
                       <v:textbox>
@@ -2004,7 +2002,28 @@
           <w:szCs w:val="26"/>
           <w:lang w:val="vi"/>
         </w:rPr>
-        <w:t xml:space="preserve"> được quyền thay mặt và đại diện tôi, thực hiện các thủ tục đăng ký doanh nghiệp theo quy định của pháp luật, bao gồm nhưng không giới hạn việc thực hiện các công việc sau đây: </w:t>
+        <w:t xml:space="preserve"> được quyền thay mặt và đại diện tôi, thực hiện các thủ tục đăng ký </w:t>
+      </w:r>
+      <w:r>
+        <w:rPr>
+          <w:rFonts w:ascii="Times New Roman" w:hAnsi="Times New Roman" w:cs="Times New Roman"/>
+          <w:color w:val="000000" w:themeColor="text1"/>
+          <w:sz w:val="26"/>
+          <w:szCs w:val="26"/>
+        </w:rPr>
+        <w:t>hộ kinh doanh</w:t>
+      </w:r>
+      <w:bookmarkStart w:id="0" w:name="_GoBack"/>
+      <w:bookmarkEnd w:id="0"/>
+      <w:r>
+        <w:rPr>
+          <w:rFonts w:ascii="Times New Roman" w:hAnsi="Times New Roman" w:cs="Times New Roman"/>
+          <w:color w:val="000000" w:themeColor="text1"/>
+          <w:sz w:val="26"/>
+          <w:szCs w:val="26"/>
+          <w:lang w:val="vi"/>
+        </w:rPr>
+        <w:t xml:space="preserve"> theo quy định của pháp luật, bao gồm nhưng không giới hạn việc thực hiện các công việc sau đây: </w:t>
       </w:r>
     </w:p>
     <w:p>
@@ -2554,7 +2573,7 @@
 </file>
 
 <file path=word/endnotes.xml><?xml version="1.0" encoding="utf-8"?>
-<w:endnotes xmlns:wpc="http://schemas.microsoft.com/office/word/2010/wordprocessingCanvas" xmlns:cx="http://schemas.microsoft.com/office/drawing/2014/chartex" xmlns:cx1="http://schemas.microsoft.com/office/drawing/2015/9/8/chartex" xmlns:mc="http://schemas.openxmlformats.org/markup-compatibility/2006" xmlns:o="urn:schemas-microsoft-com:office:office" xmlns:r="http://schemas.openxmlformats.org/officeDocument/2006/relationships" xmlns:m="http://schemas.openxmlformats.org/officeDocument/2006/math" xmlns:v="urn:schemas-microsoft-com:vml" xmlns:wp14="http://schemas.microsoft.com/office/word/2010/wordprocessingDrawing" xmlns:wp="http://schemas.openxmlformats.org/drawingml/2006/wordprocessingDrawing" xmlns:w10="urn:schemas-microsoft-com:office:word" xmlns:w="http://schemas.openxmlformats.org/wordprocessingml/2006/main" xmlns:w14="http://schemas.microsoft.com/office/word/2010/wordml" xmlns:w15="http://schemas.microsoft.com/office/word/2012/wordml" xmlns:w16se="http://schemas.microsoft.com/office/word/2015/wordml/symex" xmlns:wpg="http://schemas.microsoft.com/office/word/2010/wordprocessingGroup" xmlns:wpi="http://schemas.microsoft.com/office/word/2010/wordprocessingInk" xmlns:wne="http://schemas.microsoft.com/office/word/2006/wordml" xmlns:wps="http://schemas.microsoft.com/office/word/2010/wordprocessingShape" mc:Ignorable="w14 w15 w16se wp14">
+<w:endnotes xmlns:wpc="http://schemas.microsoft.com/office/word/2010/wordprocessingCanvas" xmlns:cx="http://schemas.microsoft.com/office/drawing/2014/chartex" xmlns:mc="http://schemas.openxmlformats.org/markup-compatibility/2006" xmlns:o="urn:schemas-microsoft-com:office:office" xmlns:r="http://schemas.openxmlformats.org/officeDocument/2006/relationships" xmlns:m="http://schemas.openxmlformats.org/officeDocument/2006/math" xmlns:v="urn:schemas-microsoft-com:vml" xmlns:wp14="http://schemas.microsoft.com/office/word/2010/wordprocessingDrawing" xmlns:wp="http://schemas.openxmlformats.org/drawingml/2006/wordprocessingDrawing" xmlns:w10="urn:schemas-microsoft-com:office:word" xmlns:w="http://schemas.openxmlformats.org/wordprocessingml/2006/main" xmlns:w14="http://schemas.microsoft.com/office/word/2010/wordml" xmlns:w15="http://schemas.microsoft.com/office/word/2012/wordml" xmlns:w16se="http://schemas.microsoft.com/office/word/2015/wordml/symex" xmlns:wpg="http://schemas.microsoft.com/office/word/2010/wordprocessingGroup" xmlns:wpi="http://schemas.microsoft.com/office/word/2010/wordprocessingInk" xmlns:wne="http://schemas.microsoft.com/office/word/2006/wordml" xmlns:wps="http://schemas.microsoft.com/office/word/2010/wordprocessingShape" mc:Ignorable="w14 w15 w16se wp14">
   <w:endnote w:type="separator" w:id="-1">
     <w:p>
       <w:pPr>
@@ -2579,7 +2598,7 @@
 </file>
 
 <file path=word/footnotes.xml><?xml version="1.0" encoding="utf-8"?>
-<w:footnotes xmlns:wpc="http://schemas.microsoft.com/office/word/2010/wordprocessingCanvas" xmlns:cx="http://schemas.microsoft.com/office/drawing/2014/chartex" xmlns:cx1="http://schemas.microsoft.com/office/drawing/2015/9/8/chartex" xmlns:mc="http://schemas.openxmlformats.org/markup-compatibility/2006" xmlns:o="urn:schemas-microsoft-com:office:office" xmlns:r="http://schemas.openxmlformats.org/officeDocument/2006/relationships" xmlns:m="http://schemas.openxmlformats.org/officeDocument/2006/math" xmlns:v="urn:schemas-microsoft-com:vml" xmlns:wp14="http://schemas.microsoft.com/office/word/2010/wordprocessingDrawing" xmlns:wp="http://schemas.openxmlformats.org/drawingml/2006/wordprocessingDrawing" xmlns:w10="urn:schemas-microsoft-com:office:word" xmlns:w="http://schemas.openxmlformats.org/wordprocessingml/2006/main" xmlns:w14="http://schemas.microsoft.com/office/word/2010/wordml" xmlns:w15="http://schemas.microsoft.com/office/word/2012/wordml" xmlns:w16se="http://schemas.microsoft.com/office/word/2015/wordml/symex" xmlns:wpg="http://schemas.microsoft.com/office/word/2010/wordprocessingGroup" xmlns:wpi="http://schemas.microsoft.com/office/word/2010/wordprocessingInk" xmlns:wne="http://schemas.microsoft.com/office/word/2006/wordml" xmlns:wps="http://schemas.microsoft.com/office/word/2010/wordprocessingShape" mc:Ignorable="w14 w15 w16se wp14">
+<w:footnotes xmlns:wpc="http://schemas.microsoft.com/office/word/2010/wordprocessingCanvas" xmlns:cx="http://schemas.microsoft.com/office/drawing/2014/chartex" xmlns:mc="http://schemas.openxmlformats.org/markup-compatibility/2006" xmlns:o="urn:schemas-microsoft-com:office:office" xmlns:r="http://schemas.openxmlformats.org/officeDocument/2006/relationships" xmlns:m="http://schemas.openxmlformats.org/officeDocument/2006/math" xmlns:v="urn:schemas-microsoft-com:vml" xmlns:wp14="http://schemas.microsoft.com/office/word/2010/wordprocessingDrawing" xmlns:wp="http://schemas.openxmlformats.org/drawingml/2006/wordprocessingDrawing" xmlns:w10="urn:schemas-microsoft-com:office:word" xmlns:w="http://schemas.openxmlformats.org/wordprocessingml/2006/main" xmlns:w14="http://schemas.microsoft.com/office/word/2010/wordml" xmlns:w15="http://schemas.microsoft.com/office/word/2012/wordml" xmlns:w16se="http://schemas.microsoft.com/office/word/2015/wordml/symex" xmlns:wpg="http://schemas.microsoft.com/office/word/2010/wordprocessingGroup" xmlns:wpi="http://schemas.microsoft.com/office/word/2010/wordprocessingInk" xmlns:wne="http://schemas.microsoft.com/office/word/2006/wordml" xmlns:wps="http://schemas.microsoft.com/office/word/2010/wordprocessingShape" mc:Ignorable="w14 w15 w16se wp14">
   <w:footnote w:type="separator" w:id="-1">
     <w:p>
       <w:pPr>
@@ -2604,7 +2623,7 @@
 </file>
 
 <file path=word/numbering.xml><?xml version="1.0" encoding="utf-8"?>
-<w:numbering xmlns:wpc="http://schemas.microsoft.com/office/word/2010/wordprocessingCanvas" xmlns:cx="http://schemas.microsoft.com/office/drawing/2014/chartex" xmlns:cx1="http://schemas.microsoft.com/office/drawing/2015/9/8/chartex" xmlns:mc="http://schemas.openxmlformats.org/markup-compatibility/2006" xmlns:o="urn:schemas-microsoft-com:office:office" xmlns:r="http://schemas.openxmlformats.org/officeDocument/2006/relationships" xmlns:m="http://schemas.openxmlformats.org/officeDocument/2006/math" xmlns:v="urn:schemas-microsoft-com:vml" xmlns:wp14="http://schemas.microsoft.com/office/word/2010/wordprocessingDrawing" xmlns:wp="http://schemas.openxmlformats.org/drawingml/2006/wordprocessingDrawing" xmlns:w10="urn:schemas-microsoft-com:office:word" xmlns:w="http://schemas.openxmlformats.org/wordprocessingml/2006/main" xmlns:w14="http://schemas.microsoft.com/office/word/2010/wordml" xmlns:w15="http://schemas.microsoft.com/office/word/2012/wordml" xmlns:w16se="http://schemas.microsoft.com/office/word/2015/wordml/symex" xmlns:wpg="http://schemas.microsoft.com/office/word/2010/wordprocessingGroup" xmlns:wpi="http://schemas.microsoft.com/office/word/2010/wordprocessingInk" xmlns:wne="http://schemas.microsoft.com/office/word/2006/wordml" xmlns:wps="http://schemas.microsoft.com/office/word/2010/wordprocessingShape" mc:Ignorable="w14 w15 w16se wp14">
+<w:numbering xmlns:wpc="http://schemas.microsoft.com/office/word/2010/wordprocessingCanvas" xmlns:cx="http://schemas.microsoft.com/office/drawing/2014/chartex" xmlns:mc="http://schemas.openxmlformats.org/markup-compatibility/2006" xmlns:o="urn:schemas-microsoft-com:office:office" xmlns:r="http://schemas.openxmlformats.org/officeDocument/2006/relationships" xmlns:m="http://schemas.openxmlformats.org/officeDocument/2006/math" xmlns:v="urn:schemas-microsoft-com:vml" xmlns:wp14="http://schemas.microsoft.com/office/word/2010/wordprocessingDrawing" xmlns:wp="http://schemas.openxmlformats.org/drawingml/2006/wordprocessingDrawing" xmlns:w10="urn:schemas-microsoft-com:office:word" xmlns:w="http://schemas.openxmlformats.org/wordprocessingml/2006/main" xmlns:w14="http://schemas.microsoft.com/office/word/2010/wordml" xmlns:w15="http://schemas.microsoft.com/office/word/2012/wordml" xmlns:w16se="http://schemas.microsoft.com/office/word/2015/wordml/symex" xmlns:wpg="http://schemas.microsoft.com/office/word/2010/wordprocessingGroup" xmlns:wpi="http://schemas.microsoft.com/office/word/2010/wordprocessingInk" xmlns:wne="http://schemas.microsoft.com/office/word/2006/wordml" xmlns:wps="http://schemas.microsoft.com/office/word/2010/wordprocessingShape" mc:Ignorable="w14 w15 w16se wp14">
   <w:abstractNum w:abstractNumId="0" w15:restartNumberingAfterBreak="0">
     <w:nsid w:val="2EB414B8"/>
     <w:multiLevelType w:val="singleLevel"/>
